--- a/klagomålsmail/S 220-2024 FSC-klagomål mail.docx
+++ b/klagomålsmail/S 220-2024 FSC-klagomål mail.docx
@@ -11,7 +11,7 @@
     </w:p>
     <w:p>
       <w:r>
-        <w:t>Vi vill informera om att det i och inom 25 meter från samrådsanmälan S 220-2024 i Nora kommun har hittats 65 naturvårdsarter varav 33 är rödlistade.</w:t>
+        <w:t>Vi vill informera om att det i och inom 25 meter från samrådsanmälan S 220-2024 i Nora kommun har hittats 66 naturvårdsarter varav 34 är rödlistade.</w:t>
       </w:r>
     </w:p>
     <w:p>

--- a/klagomålsmail/S 220-2024 FSC-klagomål mail.docx
+++ b/klagomålsmail/S 220-2024 FSC-klagomål mail.docx
@@ -11,7 +11,7 @@
     </w:p>
     <w:p>
       <w:r>
-        <w:t>Vi vill informera om att det i och inom 25 meter från samrådsanmälan S 220-2024 i Nora kommun har hittats 66 naturvårdsarter varav 34 är rödlistade.</w:t>
+        <w:t>Vi vill informera om att det i och inom 25 meter från samrådsanmälan S 220-2024 i Nora kommun har hittats 65 naturvårdsarter varav 33 är rödlistade.</w:t>
       </w:r>
     </w:p>
     <w:p>

--- a/klagomålsmail/S 220-2024 FSC-klagomål mail.docx
+++ b/klagomålsmail/S 220-2024 FSC-klagomål mail.docx
@@ -11,7 +11,7 @@
     </w:p>
     <w:p>
       <w:r>
-        <w:t>Vi vill informera om att det i och inom 25 meter från samrådsanmälan S 220-2024 i Nora kommun har hittats 66 naturvårdsarter varav 34 är rödlistade.</w:t>
+        <w:t>Vi vill informera om att det i och inom 25 meter från samrådsanmälan S 220-2024 i Nora kommun har hittats 68 naturvårdsarter varav 35 är rödlistade.</w:t>
       </w:r>
     </w:p>
     <w:p>
